--- a/3_실행로그.docx
+++ b/3_실행로그.docx
@@ -117,6 +117,58 @@
       </w:pPr>
       <w:r>
         <w:t xml:space="preserve">검증 포인트: 금지어('완벽/100% 보장') 규칙, 고정 목차·AC(Given/When/Then) 형식이 12턴 내내 유지되는지.</w:t>
+      </w:r>
+    </w:p>
+    <w:p>
+      <w:pPr>
+        <w:spacing w:after="100"/>
+      </w:pPr>
+      <w:r>
+        <w:rPr>
+          <w:b/>
+          <w:bCs/>
+          <w:color w:val="2E5AAC"/>
+        </w:rPr>
+        <w:t xml:space="preserve">안전·윤리 및 재현성</w:t>
+      </w:r>
+    </w:p>
+    <w:p>
+      <w:pPr>
+        <w:pStyle w:val="ListParagraph"/>
+        <w:numPr>
+          <w:ilvl w:val="0"/>
+          <w:numId w:val="1"/>
+        </w:numPr>
+        <w:spacing w:after="50"/>
+      </w:pPr>
+      <w:r>
+        <w:t xml:space="preserve">본 로그에는 폭력적·선정적 콘텐츠가 없으며, 실명·전화번호·주소·계정정보 등 개인정보를 포함하지 않았다(상품·창고 등은 모두 가상 예시).</w:t>
+      </w:r>
+    </w:p>
+    <w:p>
+      <w:pPr>
+        <w:pStyle w:val="ListParagraph"/>
+        <w:numPr>
+          <w:ilvl w:val="0"/>
+          <w:numId w:val="1"/>
+        </w:numPr>
+        <w:spacing w:after="50"/>
+      </w:pPr>
+      <w:r>
+        <w:t xml:space="preserve">사실·수치·정책이 필요한 지점은 전부 '근거 제시' 또는 '확인 필요' 규칙을 따랐다.</w:t>
+      </w:r>
+    </w:p>
+    <w:p>
+      <w:pPr>
+        <w:pStyle w:val="ListParagraph"/>
+        <w:numPr>
+          <w:ilvl w:val="0"/>
+          <w:numId w:val="1"/>
+        </w:numPr>
+        <w:spacing w:after="50"/>
+      </w:pPr>
+      <w:r>
+        <w:t xml:space="preserve">아래 대화는 가독성을 위해 턴 번호·요약으로 정리한 것이며, 편집 없는 원본 전문은 별도 파일(원본로그_전문.txt)로 함께 제출한다.</w:t>
       </w:r>
     </w:p>
     <w:p>
